--- a/lessons/4-1-group2/homework.docx
+++ b/lessons/4-1-group2/homework.docx
@@ -80,7 +80,7 @@
         <w:spacing w:after="60" w:before="0"/>
       </w:pPr>
       <w:r>
-        <w:t xml:space="preserve">Content: I can write and interpret percents greater than 100% and less than 1%, explain what each part stands for, and build one for a situation I have not seen before.</w:t>
+        <w:t xml:space="preserve">Content: I can explain a percent as a rate per 100, model it on a decimal grid or tape diagram, and interpret percents greater than 100%, explain what each part stands for, and build one for a situation I have not seen before.</w:t>
       </w:r>
     </w:p>
     <w:p>
@@ -161,10 +161,10 @@
           <w:b/>
           <w:bCs/>
         </w:rPr>
-        <w:t xml:space="preserve">Percents Greater Than 100% and Less Than 1% (Porcentajes mayores que 100% y menores que 1%)</w:t>
-      </w:r>
-      <w:r>
-        <w:t xml:space="preserve"> — Percents can describe amounts greater than one whole or smaller than one hundredth of a whole.</w:t>
+        <w:t xml:space="preserve">Understand Percent (Comprender el porcentaje)</w:t>
+      </w:r>
+      <w:r>
+        <w:t xml:space="preserve"> — A percent is a ratio that compares a number to 100, so every percent answers the question “how many out of 100?”</w:t>
       </w:r>
     </w:p>
     <w:p>
@@ -227,7 +227,196 @@
         <w:t xml:space="preserve">Percent (Porcentaje)</w:t>
       </w:r>
       <w:r>
-        <w:t xml:space="preserve"> — A way to compare a number to 100, shown with the % sign.</w:t>
+        <w:t xml:space="preserve"> — A ratio that compares a number to 100. The word means “per hundred,” and the symbol is %.</w:t>
+      </w:r>
+    </w:p>
+    <w:p>
+      <w:pPr>
+        <w:keepNext/>
+        <w:spacing w:after="20" w:before="80"/>
+        <w:jc w:val="center"/>
+      </w:pPr>
+      <w:r>
+        <w:drawing>
+          <wp:inline distT="0" distB="0" distL="0" distR="0">
+            <wp:extent cx="1047750" cy="790575"/>
+            <wp:effectExtent t="0" r="0" b="0" l="0"/>
+            <wp:docPr id="1" name="" descr="" title=""/>
+            <wp:cNvGraphicFramePr>
+              <a:graphicFrameLocks xmlns:a="http://schemas.openxmlformats.org/drawingml/2006/main" noChangeAspect="1"/>
+            </wp:cNvGraphicFramePr>
+            <a:graphic xmlns:a="http://schemas.openxmlformats.org/drawingml/2006/main">
+              <a:graphicData uri="http://schemas.openxmlformats.org/drawingml/2006/picture">
+                <pic:pic xmlns:pic="http://schemas.openxmlformats.org/drawingml/2006/picture">
+                  <pic:nvPicPr>
+                    <pic:cNvPr id="0" name="" descr=""/>
+                    <pic:cNvPicPr>
+                      <a:picLocks noChangeAspect="1" noChangeArrowheads="1"/>
+                    </pic:cNvPicPr>
+                  </pic:nvPicPr>
+                  <pic:blipFill>
+                    <a:blip r:embed="rId7" cstate="none"/>
+                    <a:srcRect/>
+                    <a:stretch>
+                      <a:fillRect/>
+                    </a:stretch>
+                  </pic:blipFill>
+                  <pic:spPr bwMode="auto">
+                    <a:xfrm>
+                      <a:off x="0" y="0"/>
+                      <a:ext cx="1047750" cy="790575"/>
+                    </a:xfrm>
+                    <a:prstGeom prst="rect">
+                      <a:avLst/>
+                    </a:prstGeom>
+                  </pic:spPr>
+                </pic:pic>
+              </a:graphicData>
+            </a:graphic>
+          </wp:inline>
+        </w:drawing>
+      </w:r>
+    </w:p>
+    <w:p>
+      <w:pPr>
+        <w:keepNext/>
+        <w:spacing w:after="120"/>
+      </w:pPr>
+      <w:r>
+        <w:rPr>
+          <w:b/>
+          <w:bCs/>
+        </w:rPr>
+        <w:t xml:space="preserve">Per hundred (Por cada cien)</w:t>
+      </w:r>
+      <w:r>
+        <w:t xml:space="preserve"> — The meaning hidden inside the word percent: for every group of 100. It is why every percent can be written as a fraction over 100.</w:t>
+      </w:r>
+    </w:p>
+    <w:p>
+      <w:pPr>
+        <w:keepNext/>
+        <w:spacing w:after="20" w:before="80"/>
+        <w:jc w:val="center"/>
+      </w:pPr>
+      <w:r>
+        <w:drawing>
+          <wp:inline distT="0" distB="0" distL="0" distR="0">
+            <wp:extent cx="1047750" cy="790575"/>
+            <wp:effectExtent t="0" r="0" b="0" l="0"/>
+            <wp:docPr id="1" name="" descr="" title=""/>
+            <wp:cNvGraphicFramePr>
+              <a:graphicFrameLocks xmlns:a="http://schemas.openxmlformats.org/drawingml/2006/main" noChangeAspect="1"/>
+            </wp:cNvGraphicFramePr>
+            <a:graphic xmlns:a="http://schemas.openxmlformats.org/drawingml/2006/main">
+              <a:graphicData uri="http://schemas.openxmlformats.org/drawingml/2006/picture">
+                <pic:pic xmlns:pic="http://schemas.openxmlformats.org/drawingml/2006/picture">
+                  <pic:nvPicPr>
+                    <pic:cNvPr id="0" name="" descr=""/>
+                    <pic:cNvPicPr>
+                      <a:picLocks noChangeAspect="1" noChangeArrowheads="1"/>
+                    </pic:cNvPicPr>
+                  </pic:nvPicPr>
+                  <pic:blipFill>
+                    <a:blip r:embed="rId7" cstate="none"/>
+                    <a:srcRect/>
+                    <a:stretch>
+                      <a:fillRect/>
+                    </a:stretch>
+                  </pic:blipFill>
+                  <pic:spPr bwMode="auto">
+                    <a:xfrm>
+                      <a:off x="0" y="0"/>
+                      <a:ext cx="1047750" cy="790575"/>
+                    </a:xfrm>
+                    <a:prstGeom prst="rect">
+                      <a:avLst/>
+                    </a:prstGeom>
+                  </pic:spPr>
+                </pic:pic>
+              </a:graphicData>
+            </a:graphic>
+          </wp:inline>
+        </w:drawing>
+      </w:r>
+    </w:p>
+    <w:p>
+      <w:pPr>
+        <w:keepNext/>
+        <w:spacing w:after="120"/>
+      </w:pPr>
+      <w:r>
+        <w:rPr>
+          <w:b/>
+          <w:bCs/>
+        </w:rPr>
+        <w:t xml:space="preserve">Decimal grid (Cuadrícula decimal)</w:t>
+      </w:r>
+      <w:r>
+        <w:t xml:space="preserve"> — A 10-by-10 grid of 100 squares. Shading squares shows a percent directly, one square per percent.</w:t>
+      </w:r>
+    </w:p>
+    <w:p>
+      <w:pPr>
+        <w:keepNext/>
+        <w:spacing w:after="20" w:before="80"/>
+        <w:jc w:val="center"/>
+      </w:pPr>
+      <w:r>
+        <w:drawing>
+          <wp:inline distT="0" distB="0" distL="0" distR="0">
+            <wp:extent cx="1047750" cy="790575"/>
+            <wp:effectExtent t="0" r="0" b="0" l="0"/>
+            <wp:docPr id="1" name="" descr="" title=""/>
+            <wp:cNvGraphicFramePr>
+              <a:graphicFrameLocks xmlns:a="http://schemas.openxmlformats.org/drawingml/2006/main" noChangeAspect="1"/>
+            </wp:cNvGraphicFramePr>
+            <a:graphic xmlns:a="http://schemas.openxmlformats.org/drawingml/2006/main">
+              <a:graphicData uri="http://schemas.openxmlformats.org/drawingml/2006/picture">
+                <pic:pic xmlns:pic="http://schemas.openxmlformats.org/drawingml/2006/picture">
+                  <pic:nvPicPr>
+                    <pic:cNvPr id="0" name="" descr=""/>
+                    <pic:cNvPicPr>
+                      <a:picLocks noChangeAspect="1" noChangeArrowheads="1"/>
+                    </pic:cNvPicPr>
+                  </pic:nvPicPr>
+                  <pic:blipFill>
+                    <a:blip r:embed="rId9" cstate="none"/>
+                    <a:srcRect/>
+                    <a:stretch>
+                      <a:fillRect/>
+                    </a:stretch>
+                  </pic:blipFill>
+                  <pic:spPr bwMode="auto">
+                    <a:xfrm>
+                      <a:off x="0" y="0"/>
+                      <a:ext cx="1047750" cy="790575"/>
+                    </a:xfrm>
+                    <a:prstGeom prst="rect">
+                      <a:avLst/>
+                    </a:prstGeom>
+                  </pic:spPr>
+                </pic:pic>
+              </a:graphicData>
+            </a:graphic>
+          </wp:inline>
+        </w:drawing>
+      </w:r>
+    </w:p>
+    <w:p>
+      <w:pPr>
+        <w:keepNext/>
+        <w:spacing w:after="120"/>
+      </w:pPr>
+      <w:r>
+        <w:rPr>
+          <w:b/>
+          <w:bCs/>
+        </w:rPr>
+        <w:t xml:space="preserve">Part-to-whole (Parte a todo)</w:t>
+      </w:r>
+      <w:r>
+        <w:t xml:space="preserve"> — A comparison of one part against the whole amount. In a percent, the whole is always 100%.</w:t>
       </w:r>
     </w:p>
     <w:p>
@@ -287,10 +476,73 @@
           <w:b/>
           <w:bCs/>
         </w:rPr>
-        <w:t xml:space="preserve">Greater than 100% (Mayor que 100%)</w:t>
-      </w:r>
-      <w:r>
-        <w:t xml:space="preserve"> — A percent bigger than 100%, more than the whole thing.</w:t>
+        <w:t xml:space="preserve">Greater than 100% (Mayor que 100 %)</w:t>
+      </w:r>
+      <w:r>
+        <w:t xml:space="preserve"> — More than one whole. A percent above 100 means the amount is larger than the thing it is being compared to.</w:t>
+      </w:r>
+    </w:p>
+    <w:p>
+      <w:pPr>
+        <w:keepNext/>
+        <w:spacing w:after="20" w:before="80"/>
+        <w:jc w:val="center"/>
+      </w:pPr>
+      <w:r>
+        <w:drawing>
+          <wp:inline distT="0" distB="0" distL="0" distR="0">
+            <wp:extent cx="1047750" cy="790575"/>
+            <wp:effectExtent t="0" r="0" b="0" l="0"/>
+            <wp:docPr id="1" name="" descr="" title=""/>
+            <wp:cNvGraphicFramePr>
+              <a:graphicFrameLocks xmlns:a="http://schemas.openxmlformats.org/drawingml/2006/main" noChangeAspect="1"/>
+            </wp:cNvGraphicFramePr>
+            <a:graphic xmlns:a="http://schemas.openxmlformats.org/drawingml/2006/main">
+              <a:graphicData uri="http://schemas.openxmlformats.org/drawingml/2006/picture">
+                <pic:pic xmlns:pic="http://schemas.openxmlformats.org/drawingml/2006/picture">
+                  <pic:nvPicPr>
+                    <pic:cNvPr id="0" name="" descr=""/>
+                    <pic:cNvPicPr>
+                      <a:picLocks noChangeAspect="1" noChangeArrowheads="1"/>
+                    </pic:cNvPicPr>
+                  </pic:nvPicPr>
+                  <pic:blipFill>
+                    <a:blip r:embed="rId7" cstate="none"/>
+                    <a:srcRect/>
+                    <a:stretch>
+                      <a:fillRect/>
+                    </a:stretch>
+                  </pic:blipFill>
+                  <pic:spPr bwMode="auto">
+                    <a:xfrm>
+                      <a:off x="0" y="0"/>
+                      <a:ext cx="1047750" cy="790575"/>
+                    </a:xfrm>
+                    <a:prstGeom prst="rect">
+                      <a:avLst/>
+                    </a:prstGeom>
+                  </pic:spPr>
+                </pic:pic>
+              </a:graphicData>
+            </a:graphic>
+          </wp:inline>
+        </w:drawing>
+      </w:r>
+    </w:p>
+    <w:p>
+      <w:pPr>
+        <w:keepNext/>
+        <w:spacing w:after="120"/>
+      </w:pPr>
+      <w:r>
+        <w:rPr>
+          <w:b/>
+          <w:bCs/>
+        </w:rPr>
+        <w:t xml:space="preserve">Percents Greater Than 100% and Less Than 1% (Porcentajes mayores que 100% y menores que 1%)</w:t>
+      </w:r>
+      <w:r>
+        <w:t xml:space="preserve"> — Percents can describe amounts greater than one whole or smaller than one hundredth of a whole.</w:t>
       </w:r>
     </w:p>
     <w:p>
@@ -381,69 +633,6 @@
                     </pic:cNvPicPr>
                   </pic:nvPicPr>
                   <pic:blipFill>
-                    <a:blip r:embed="rId9" cstate="none"/>
-                    <a:srcRect/>
-                    <a:stretch>
-                      <a:fillRect/>
-                    </a:stretch>
-                  </pic:blipFill>
-                  <pic:spPr bwMode="auto">
-                    <a:xfrm>
-                      <a:off x="0" y="0"/>
-                      <a:ext cx="1047750" cy="790575"/>
-                    </a:xfrm>
-                    <a:prstGeom prst="rect">
-                      <a:avLst/>
-                    </a:prstGeom>
-                  </pic:spPr>
-                </pic:pic>
-              </a:graphicData>
-            </a:graphic>
-          </wp:inline>
-        </w:drawing>
-      </w:r>
-    </w:p>
-    <w:p>
-      <w:pPr>
-        <w:keepNext/>
-        <w:spacing w:after="120"/>
-      </w:pPr>
-      <w:r>
-        <w:rPr>
-          <w:b/>
-          <w:bCs/>
-        </w:rPr>
-        <w:t xml:space="preserve">Equivalent (Equivalente)</w:t>
-      </w:r>
-      <w:r>
-        <w:t xml:space="preserve"> — Having the same value, just written a different way.</w:t>
-      </w:r>
-    </w:p>
-    <w:p>
-      <w:pPr>
-        <w:keepNext/>
-        <w:spacing w:after="20" w:before="80"/>
-        <w:jc w:val="center"/>
-      </w:pPr>
-      <w:r>
-        <w:drawing>
-          <wp:inline distT="0" distB="0" distL="0" distR="0">
-            <wp:extent cx="1047750" cy="790575"/>
-            <wp:effectExtent t="0" r="0" b="0" l="0"/>
-            <wp:docPr id="1" name="" descr="" title=""/>
-            <wp:cNvGraphicFramePr>
-              <a:graphicFrameLocks xmlns:a="http://schemas.openxmlformats.org/drawingml/2006/main" noChangeAspect="1"/>
-            </wp:cNvGraphicFramePr>
-            <a:graphic xmlns:a="http://schemas.openxmlformats.org/drawingml/2006/main">
-              <a:graphicData uri="http://schemas.openxmlformats.org/drawingml/2006/picture">
-                <pic:pic xmlns:pic="http://schemas.openxmlformats.org/drawingml/2006/picture">
-                  <pic:nvPicPr>
-                    <pic:cNvPr id="0" name="" descr=""/>
-                    <pic:cNvPicPr>
-                      <a:picLocks noChangeAspect="1" noChangeArrowheads="1"/>
-                    </pic:cNvPicPr>
-                  </pic:nvPicPr>
-                  <pic:blipFill>
                     <a:blip r:embed="rId10" cstate="none"/>
                     <a:srcRect/>
                     <a:stretch>
@@ -476,6 +665,69 @@
           <w:b/>
           <w:bCs/>
         </w:rPr>
+        <w:t xml:space="preserve">Equivalent (Equivalente)</w:t>
+      </w:r>
+      <w:r>
+        <w:t xml:space="preserve"> — Having the same value, just written a different way.</w:t>
+      </w:r>
+    </w:p>
+    <w:p>
+      <w:pPr>
+        <w:keepNext/>
+        <w:spacing w:after="20" w:before="80"/>
+        <w:jc w:val="center"/>
+      </w:pPr>
+      <w:r>
+        <w:drawing>
+          <wp:inline distT="0" distB="0" distL="0" distR="0">
+            <wp:extent cx="1047750" cy="790575"/>
+            <wp:effectExtent t="0" r="0" b="0" l="0"/>
+            <wp:docPr id="1" name="" descr="" title=""/>
+            <wp:cNvGraphicFramePr>
+              <a:graphicFrameLocks xmlns:a="http://schemas.openxmlformats.org/drawingml/2006/main" noChangeAspect="1"/>
+            </wp:cNvGraphicFramePr>
+            <a:graphic xmlns:a="http://schemas.openxmlformats.org/drawingml/2006/main">
+              <a:graphicData uri="http://schemas.openxmlformats.org/drawingml/2006/picture">
+                <pic:pic xmlns:pic="http://schemas.openxmlformats.org/drawingml/2006/picture">
+                  <pic:nvPicPr>
+                    <pic:cNvPr id="0" name="" descr=""/>
+                    <pic:cNvPicPr>
+                      <a:picLocks noChangeAspect="1" noChangeArrowheads="1"/>
+                    </pic:cNvPicPr>
+                  </pic:nvPicPr>
+                  <pic:blipFill>
+                    <a:blip r:embed="rId11" cstate="none"/>
+                    <a:srcRect/>
+                    <a:stretch>
+                      <a:fillRect/>
+                    </a:stretch>
+                  </pic:blipFill>
+                  <pic:spPr bwMode="auto">
+                    <a:xfrm>
+                      <a:off x="0" y="0"/>
+                      <a:ext cx="1047750" cy="790575"/>
+                    </a:xfrm>
+                    <a:prstGeom prst="rect">
+                      <a:avLst/>
+                    </a:prstGeom>
+                  </pic:spPr>
+                </pic:pic>
+              </a:graphicData>
+            </a:graphic>
+          </wp:inline>
+        </w:drawing>
+      </w:r>
+    </w:p>
+    <w:p>
+      <w:pPr>
+        <w:keepNext/>
+        <w:spacing w:after="120"/>
+      </w:pPr>
+      <w:r>
+        <w:rPr>
+          <w:b/>
+          <w:bCs/>
+        </w:rPr>
         <w:t xml:space="preserve">Mixed number (Número mixto)</w:t>
       </w:r>
       <w:r>
@@ -516,7 +768,7 @@
           <w:b/>
           <w:bCs/>
         </w:rPr>
-        <w:t xml:space="preserve">1. A player scored 0.4% of the bonus points. Which decimal represents this percent?</w:t>
+        <w:t xml:space="preserve">1. The orange kitten weighs 1.5 times as much as the gray kitten. What percent of the gray kitten's weight is that?</w:t>
       </w:r>
     </w:p>
     <w:p>
@@ -524,7 +776,7 @@
         <w:spacing w:after="40" w:before="0"/>
       </w:pPr>
       <w:r>
-        <w:t xml:space="preserve">     A. 0.4</w:t>
+        <w:t xml:space="preserve">     A. 150%</w:t>
       </w:r>
     </w:p>
     <w:p>
@@ -532,7 +784,7 @@
         <w:spacing w:after="40" w:before="0"/>
       </w:pPr>
       <w:r>
-        <w:t xml:space="preserve">     B. 0.04</w:t>
+        <w:t xml:space="preserve">     B. 15%</w:t>
       </w:r>
     </w:p>
     <w:p>
@@ -540,7 +792,7 @@
         <w:spacing w:after="40" w:before="0"/>
       </w:pPr>
       <w:r>
-        <w:t xml:space="preserve">     C. 0.004</w:t>
+        <w:t xml:space="preserve">     C. 50%</w:t>
       </w:r>
     </w:p>
     <w:p>
@@ -548,7 +800,7 @@
         <w:spacing w:after="40" w:before="0"/>
       </w:pPr>
       <w:r>
-        <w:t xml:space="preserve">     D. 4.0</w:t>
+        <w:t xml:space="preserve">     D. 1.5%</w:t>
       </w:r>
     </w:p>
     <w:p>
@@ -571,7 +823,7 @@
           <w:b/>
           <w:bCs/>
         </w:rPr>
-        <w:t xml:space="preserve">2. Spot the Common Mistake</w:t>
+        <w:t xml:space="preserve">2. Find the error</w:t>
       </w:r>
     </w:p>
     <w:p>
@@ -579,7 +831,7 @@
         <w:spacing w:after="40" w:before="0"/>
       </w:pPr>
       <w:r>
-        <w:t xml:space="preserve">   Step 1 (Read the problem): A rare item has a 0.8% drop chance. Write 0.8% as a decimal.</w:t>
+        <w:t xml:space="preserve">   Step 1 (Setup): A player scored 150% of the weekly goal of 200 points.</w:t>
       </w:r>
     </w:p>
     <w:p>
@@ -587,7 +839,7 @@
         <w:spacing w:after="40" w:before="0"/>
       </w:pPr>
       <w:r>
-        <w:t xml:space="preserve">   Step 2 (Attempt): The student divides 0.8 by 10 instead of 100, moving the decimal only one place.</w:t>
+        <w:t xml:space="preserve">   Step 2 (Step 1): 150% is more than one whole.</w:t>
       </w:r>
     </w:p>
     <w:p>
@@ -595,7 +847,15 @@
         <w:spacing w:after="40" w:before="0"/>
       </w:pPr>
       <w:r>
-        <w:t xml:space="preserve">   Step 3 (Final answer): 0.8% = 0.08</w:t>
+        <w:t xml:space="preserve">   Step 3 (Step 2): So the player scored 150 points.</w:t>
+      </w:r>
+    </w:p>
+    <w:p>
+      <w:pPr>
+        <w:spacing w:after="40" w:before="0"/>
+      </w:pPr>
+      <w:r>
+        <w:t xml:space="preserve">   Step 4 (Step 3): The player beat the 200-point goal.</w:t>
       </w:r>
     </w:p>
     <w:p>
@@ -652,7 +912,63 @@
           <w:b/>
           <w:bCs/>
         </w:rPr>
-        <w:t xml:space="preserve">3. Find the Percent Error</w:t>
+        <w:t xml:space="preserve">3. </w:t>
+      </w:r>
+    </w:p>
+    <w:p>
+      <w:pPr>
+        <w:spacing w:after="60" w:before="120"/>
+      </w:pPr>
+      <w:r>
+        <w:rPr>
+          <w:color w:val="BBBBBB"/>
+        </w:rPr>
+        <w:t xml:space="preserve">______________________________________________________________________</w:t>
+      </w:r>
+    </w:p>
+    <w:p>
+      <w:pPr>
+        <w:spacing w:after="60" w:before="120"/>
+      </w:pPr>
+      <w:r>
+        <w:rPr>
+          <w:color w:val="BBBBBB"/>
+        </w:rPr>
+        <w:t xml:space="preserve">______________________________________________________________________</w:t>
+      </w:r>
+    </w:p>
+    <w:p>
+      <w:pPr>
+        <w:spacing w:after="60" w:before="120"/>
+      </w:pPr>
+      <w:r>
+        <w:rPr>
+          <w:color w:val="BBBBBB"/>
+        </w:rPr>
+        <w:t xml:space="preserve">______________________________________________________________________</w:t>
+      </w:r>
+    </w:p>
+    <w:p>
+      <w:pPr>
+        <w:spacing w:after="60" w:before="120"/>
+      </w:pPr>
+      <w:r>
+        <w:rPr>
+          <w:color w:val="BBBBBB"/>
+        </w:rPr>
+        <w:t xml:space="preserve">______________________________________________________________________</w:t>
+      </w:r>
+    </w:p>
+    <w:p>
+      <w:pPr>
+        <w:spacing w:after="80" w:before="0"/>
+      </w:pPr>
+      <w:r>
+        <w:rPr>
+          <w:b/>
+          <w:bCs/>
+        </w:rPr>
+        <w:t xml:space="preserve">4. What percent is 9 out of 100?</w:t>
       </w:r>
     </w:p>
     <w:p>
@@ -660,7 +976,7 @@
         <w:spacing w:after="40" w:before="0"/>
       </w:pPr>
       <w:r>
-        <w:t xml:space="preserve">   Step 1 (Convert 0.6% to a decimal): 0.6%</w:t>
+        <w:t xml:space="preserve">     A. 9%</w:t>
       </w:r>
     </w:p>
     <w:p>
@@ -668,7 +984,7 @@
         <w:spacing w:after="40" w:before="0"/>
       </w:pPr>
       <w:r>
-        <w:t xml:space="preserve">   Step 2 (Move the decimal two places left): 0.6 → 0.06</w:t>
+        <w:t xml:space="preserve">     B. 90%</w:t>
       </w:r>
     </w:p>
     <w:p>
@@ -676,52 +992,104 @@
         <w:spacing w:after="40" w:before="0"/>
       </w:pPr>
       <w:r>
-        <w:t xml:space="preserve">   Step 3 (Final answer): 0.6% = 0.06</w:t>
-      </w:r>
-    </w:p>
-    <w:p>
-      <w:pPr>
-        <w:spacing w:after="60" w:before="0"/>
+        <w:t xml:space="preserve">     C. 0.9%</w:t>
+      </w:r>
+    </w:p>
+    <w:p>
+      <w:pPr>
+        <w:spacing w:after="40" w:before="0"/>
+      </w:pPr>
+      <w:r>
+        <w:t xml:space="preserve">     D. 19%</w:t>
+      </w:r>
+    </w:p>
+    <w:p>
+      <w:pPr>
+        <w:spacing w:after="60" w:before="120"/>
+      </w:pPr>
+      <w:r>
+        <w:rPr>
+          <w:color w:val="BBBBBB"/>
+        </w:rPr>
+        <w:t xml:space="preserve">______________________________________________________________________</w:t>
+      </w:r>
+    </w:p>
+    <w:p>
+      <w:r>
+        <w:br w:type="page"/>
+      </w:r>
+    </w:p>
+    <w:p>
+      <w:pPr>
+        <w:pStyle w:val="Heading1"/>
+        <w:spacing w:after="120"/>
+      </w:pPr>
+      <w:r>
+        <w:rPr>
+          <w:b/>
+          <w:bCs/>
+        </w:rPr>
+        <w:t xml:space="preserve">Answer Key (Teacher)</w:t>
+      </w:r>
+    </w:p>
+    <w:p>
+      <w:pPr>
+        <w:spacing w:after="40" w:before="0"/>
+      </w:pPr>
+      <w:r>
+        <w:rPr>
+          <w:b/>
+          <w:bCs/>
+        </w:rPr>
+        <w:t xml:space="preserve">1. A. 150%</w:t>
+      </w:r>
+    </w:p>
+    <w:p>
+      <w:pPr>
+        <w:spacing w:after="20" w:before="0"/>
+      </w:pPr>
+      <w:r>
+        <w:t xml:space="preserve">     The gray kitten is the whole, or 100%. One and a half wholes is 100% + 50% = 150%.</w:t>
+      </w:r>
+    </w:p>
+    <w:p>
+      <w:pPr>
+        <w:spacing w:after="80" w:before="0"/>
       </w:pPr>
       <w:r>
         <w:rPr>
           <w:i/>
           <w:iCs/>
         </w:rPr>
-        <w:t xml:space="preserve">Which step has the mistake? Explain and fix it:</w:t>
-      </w:r>
-    </w:p>
-    <w:p>
-      <w:pPr>
-        <w:spacing w:after="60" w:before="120"/>
-      </w:pPr>
-      <w:r>
-        <w:rPr>
-          <w:color w:val="BBBBBB"/>
-        </w:rPr>
-        <w:t xml:space="preserve">______________________________________________________________________</w:t>
-      </w:r>
-    </w:p>
-    <w:p>
-      <w:pPr>
-        <w:spacing w:after="60" w:before="120"/>
-      </w:pPr>
-      <w:r>
-        <w:rPr>
-          <w:color w:val="BBBBBB"/>
-        </w:rPr>
-        <w:t xml:space="preserve">______________________________________________________________________</w:t>
-      </w:r>
-    </w:p>
-    <w:p>
-      <w:pPr>
-        <w:spacing w:after="60" w:before="120"/>
-      </w:pPr>
-      <w:r>
-        <w:rPr>
-          <w:color w:val="BBBBBB"/>
-        </w:rPr>
-        <w:t xml:space="preserve">______________________________________________________________________</w:t>
+        <w:t xml:space="preserve">     Watch for: A common mistake with percent is scaling only one term of the ratio: reading 7 out of 10 as 7%. A percent compares to 100, so BOTH terms must be multiplied by the same factor — 10 × 10 = 100, so 7 × 10 = 70, giving 70%. Reading it as 7% describes seats that are nearly empty when they are nearly full. A second mistake is treating a percent as an amount: 150% of a 200-point goal is 1.5 × 200 = 300 points, not 150 points.</w:t>
+      </w:r>
+    </w:p>
+    <w:p>
+      <w:pPr>
+        <w:spacing w:after="40" w:before="0"/>
+      </w:pPr>
+      <w:r>
+        <w:rPr>
+          <w:b/>
+          <w:bCs/>
+        </w:rPr>
+        <w:t xml:space="preserve">2. Find the error</w:t>
+      </w:r>
+    </w:p>
+    <w:p>
+      <w:pPr>
+        <w:spacing w:after="20" w:before="0"/>
+      </w:pPr>
+      <w:r>
+        <w:t xml:space="preserve">     The mistake is in Step 3.</w:t>
+      </w:r>
+    </w:p>
+    <w:p>
+      <w:pPr>
+        <w:spacing w:after="20" w:before="0"/>
+      </w:pPr>
+      <w:r>
+        <w:t xml:space="preserve">     Correct work: Step 2 reads the percent as if it were the points themselves. A percent is a comparison, not an amount: 150% of 200 points is 1.5 × 200 = 300 points.</w:t>
       </w:r>
     </w:p>
     <w:p>
@@ -729,209 +1097,59 @@
         <w:spacing w:after="80" w:before="0"/>
       </w:pPr>
       <w:r>
-        <w:rPr>
-          <w:b/>
-          <w:bCs/>
-        </w:rPr>
-        <w:t xml:space="preserve">4. A game character has 300% of its original health after picking up a power-up. If the original health was 80 points, how many health points does the character have now? A student says 240 points. Another says 380 points. Who is correct and why?</w:t>
-      </w:r>
-    </w:p>
-    <w:p>
-      <w:pPr>
-        <w:spacing w:after="60" w:before="0"/>
+        <w:t xml:space="preserve">     Watch for: Step 3 even contradicts Step 2 — 150 points would fall short of a 200-point goal. A percent always needs a whole to be a percent OF.</w:t>
+      </w:r>
+    </w:p>
+    <w:p>
+      <w:pPr>
+        <w:spacing w:after="40" w:before="0"/>
+      </w:pPr>
+      <w:r>
+        <w:rPr>
+          <w:b/>
+          <w:bCs/>
+        </w:rPr>
+        <w:t xml:space="preserve">3. Open response — answers will vary.</w:t>
+      </w:r>
+    </w:p>
+    <w:p>
+      <w:pPr>
+        <w:spacing w:after="20" w:before="0"/>
+      </w:pPr>
+      <w:r>
+        <w:t xml:space="preserve">     Sample: Each count is out of 50, so multiply both terms by 2 to compare to 100: sedans 20/50 = 40/100 = 40%, SUVs 15/50 = 30/100 = 30%, trucks 10/50 = 20/100 = 20%, vans 5/50 = 10/100 = 10%. The percents total 100%, which confirms the whole is accounted for. Because the new order is exactly 100 cars, each percent IS the number to order: 40 sedans, 30 SUVs, 20 trucks, and 10 vans. Percents make this easier because they restate every count against the same whole of 100, so two months with different totals can be compared directly.</w:t>
+      </w:r>
+    </w:p>
+    <w:p>
+      <w:pPr>
+        <w:spacing w:after="40" w:before="0"/>
+      </w:pPr>
+      <w:r>
+        <w:rPr>
+          <w:b/>
+          <w:bCs/>
+        </w:rPr>
+        <w:t xml:space="preserve">4. A. 9%</w:t>
+      </w:r>
+    </w:p>
+    <w:p>
+      <w:pPr>
+        <w:spacing w:after="20" w:before="0"/>
+      </w:pPr>
+      <w:r>
+        <w:t xml:space="preserve">     A percent already compares to 100, so 9 out of 100 is exactly 9%.</w:t>
+      </w:r>
+    </w:p>
+    <w:p>
+      <w:pPr>
+        <w:spacing w:after="80" w:before="0"/>
       </w:pPr>
       <w:r>
         <w:rPr>
           <w:i/>
           <w:iCs/>
         </w:rPr>
-        <w:t xml:space="preserve">Sentence starter: The student who said ___ is correct because 300% means ___ times the original, so ___ × 80 = ___.</w:t>
-      </w:r>
-    </w:p>
-    <w:p>
-      <w:pPr>
-        <w:spacing w:after="60" w:before="120"/>
-      </w:pPr>
-      <w:r>
-        <w:rPr>
-          <w:color w:val="BBBBBB"/>
-        </w:rPr>
-        <w:t xml:space="preserve">______________________________________________________________________</w:t>
-      </w:r>
-    </w:p>
-    <w:p>
-      <w:pPr>
-        <w:spacing w:after="60" w:before="120"/>
-      </w:pPr>
-      <w:r>
-        <w:rPr>
-          <w:color w:val="BBBBBB"/>
-        </w:rPr>
-        <w:t xml:space="preserve">______________________________________________________________________</w:t>
-      </w:r>
-    </w:p>
-    <w:p>
-      <w:pPr>
-        <w:spacing w:after="60" w:before="120"/>
-      </w:pPr>
-      <w:r>
-        <w:rPr>
-          <w:color w:val="BBBBBB"/>
-        </w:rPr>
-        <w:t xml:space="preserve">______________________________________________________________________</w:t>
-      </w:r>
-    </w:p>
-    <w:p>
-      <w:pPr>
-        <w:spacing w:after="60" w:before="120"/>
-      </w:pPr>
-      <w:r>
-        <w:rPr>
-          <w:color w:val="BBBBBB"/>
-        </w:rPr>
-        <w:t xml:space="preserve">______________________________________________________________________</w:t>
-      </w:r>
-    </w:p>
-    <w:p>
-      <w:r>
-        <w:br w:type="page"/>
-      </w:r>
-    </w:p>
-    <w:p>
-      <w:pPr>
-        <w:pStyle w:val="Heading1"/>
-        <w:spacing w:after="120"/>
-      </w:pPr>
-      <w:r>
-        <w:rPr>
-          <w:b/>
-          <w:bCs/>
-        </w:rPr>
-        <w:t xml:space="preserve">Answer Key (Teacher)</w:t>
-      </w:r>
-    </w:p>
-    <w:p>
-      <w:pPr>
-        <w:spacing w:after="40" w:before="0"/>
-      </w:pPr>
-      <w:r>
-        <w:rPr>
-          <w:b/>
-          <w:bCs/>
-        </w:rPr>
-        <w:t xml:space="preserve">1. C. 0.004</w:t>
-      </w:r>
-    </w:p>
-    <w:p>
-      <w:pPr>
-        <w:spacing w:after="20" w:before="0"/>
-      </w:pPr>
-      <w:r>
-        <w:t xml:space="preserve">     0.4% = 0.4 ÷ 100 = 0.004. Move the decimal point two places to the left.</w:t>
-      </w:r>
-    </w:p>
-    <w:p>
-      <w:pPr>
-        <w:spacing w:after="80" w:before="0"/>
-      </w:pPr>
-      <w:r>
-        <w:rPr>
-          <w:i/>
-          <w:iCs/>
-        </w:rPr>
-        <w:t xml:space="preserve">     Watch for: A common mistake in Percents Greater Than 100% and Less Than 1% is treating every percent-to-decimal conversion the same way regardless of size — for example, writing 150% as 0.15 (as if it were an ordinary under-100% percent) instead of 1.5, or writing 0.5% as 0.5 (forgetting to divide by 100 at all) instead of 0.005. Before finalizing an answer, check that the decimal for any percent over 100% is greater than 1, and the decimal for any percent under 1% is less than 0.01.</w:t>
-      </w:r>
-    </w:p>
-    <w:p>
-      <w:pPr>
-        <w:spacing w:after="40" w:before="0"/>
-      </w:pPr>
-      <w:r>
-        <w:rPr>
-          <w:b/>
-          <w:bCs/>
-        </w:rPr>
-        <w:t xml:space="preserve">2. Spot the Common Mistake</w:t>
-      </w:r>
-    </w:p>
-    <w:p>
-      <w:pPr>
-        <w:spacing w:after="20" w:before="0"/>
-      </w:pPr>
-      <w:r>
-        <w:t xml:space="preserve">     The mistake is in Step 2.</w:t>
-      </w:r>
-    </w:p>
-    <w:p>
-      <w:pPr>
-        <w:spacing w:after="20" w:before="0"/>
-      </w:pPr>
-      <w:r>
-        <w:t xml:space="preserve">     Correct work: To change a percent to a decimal, always divide by 100 — move the decimal point TWO places to the left, not one. 0.8 ÷ 100 = 0.008. So 0.8% = 0.008, which is far less than 1% (0.01), matching the tiny drop chance in the problem.</w:t>
-      </w:r>
-    </w:p>
-    <w:p>
-      <w:pPr>
-        <w:spacing w:after="80" w:before="0"/>
-      </w:pPr>
-      <w:r>
-        <w:t xml:space="preserve">     Watch for: In the Attempt step the student divided by 10 and moved the decimal only one place. Percent to decimal always means dividing by 100, so 0.8 ÷ 100 = 0.008 — a value below 0.01, which matches a drop chance smaller than 1%.</w:t>
-      </w:r>
-    </w:p>
-    <w:p>
-      <w:pPr>
-        <w:spacing w:after="40" w:before="0"/>
-      </w:pPr>
-      <w:r>
-        <w:rPr>
-          <w:b/>
-          <w:bCs/>
-        </w:rPr>
-        <w:t xml:space="preserve">3. Find the Percent Error</w:t>
-      </w:r>
-    </w:p>
-    <w:p>
-      <w:pPr>
-        <w:spacing w:after="20" w:before="0"/>
-      </w:pPr>
-      <w:r>
-        <w:t xml:space="preserve">     The mistake is in Step 2.</w:t>
-      </w:r>
-    </w:p>
-    <w:p>
-      <w:pPr>
-        <w:spacing w:after="20" w:before="0"/>
-      </w:pPr>
-      <w:r>
-        <w:t xml:space="preserve">     Correct work: 0.6% means 0.6 out of 100. Move the decimal two places left: 0.6 → 0.006. The correct answer is 0.6% = 0.006.</w:t>
-      </w:r>
-    </w:p>
-    <w:p>
-      <w:pPr>
-        <w:spacing w:after="80" w:before="0"/>
-      </w:pPr>
-      <w:r>
-        <w:t xml:space="preserve">     Watch for: The step that moves the decimal shifted 0.6 only one place, landing on 0.06 instead of 0.006. Since 0.6% means 0.6 out of 100, the decimal point moves two places left, and the result must be below 0.01 because 0.6% is less than 1%.</w:t>
-      </w:r>
-    </w:p>
-    <w:p>
-      <w:pPr>
-        <w:spacing w:after="40" w:before="0"/>
-      </w:pPr>
-      <w:r>
-        <w:rPr>
-          <w:b/>
-          <w:bCs/>
-        </w:rPr>
-        <w:t xml:space="preserve">4. Open response — answers will vary.</w:t>
-      </w:r>
-    </w:p>
-    <w:p>
-      <w:pPr>
-        <w:spacing w:after="80" w:before="0"/>
-      </w:pPr>
-      <w:r>
-        <w:t xml:space="preserve">     Look for key words: 300%, 3, 240, multiply, greater than 100, whole.</w:t>
+        <w:t xml:space="preserve">     Watch for: A common mistake with percent is scaling only one term of the ratio: reading 7 out of 10 as 7%. A percent compares to 100, so BOTH terms must be multiplied by the same factor — 10 × 10 = 100, so 7 × 10 = 70, giving 70%. Reading it as 7% describes seats that are nearly empty when they are nearly full. A second mistake is treating a percent as an amount: 150% of a 200-point goal is 1.5 × 200 = 300 points, not 150 points.</w:t>
       </w:r>
     </w:p>
     <w:sectPr>
